--- a/eng/docx/23.content.docx
+++ b/eng/docx/23.content.docx
@@ -19,7 +19,7 @@
         <w:rPr>
           <w:lang w:val="en_US" w:bidi="en_US"/>
         </w:rPr>
-        <w:t>Resource: Study Notes - Book Intros (Tyndale)</w:t>
+        <w:t>Resource: Tyndale Open Study Notes</w:t>
       </w:r>
       <w:r>
         <w:rPr>
@@ -112,7 +112,7 @@
         <w:rPr>
           <w:lang w:val="en_US" w:bidi="en_US"/>
         </w:rPr>
-        <w:t>Study Notes - Book Intros (Tyndale)</w:t>
+        <w:t>Tyndale Open Study Notes</w:t>
       </w:r>
     </w:p>
     <w:p>

--- a/eng/docx/23.content.docx
+++ b/eng/docx/23.content.docx
@@ -231,7 +231,7 @@
         <w:rPr>
           <w:lang w:val="en_US" w:bidi="en_US"/>
         </w:rPr>
-        <w:t xml:space="preserve">Can God rescue us from the problems we face? Can he save us from oppressive world powers? Can he break the power of our sin and help us deal with its consequences? Isaiah answers these questions with a resounding </w:t>
+        <w:t xml:space="preserve">Can God rescue us from our problems? Can he save us from world powers that harm us? Can he break the power of our sin and help us deal with its consequences? The book of Isaiah answers these questions with a strong </w:t>
       </w:r>
       <w:r>
         <w:rPr>
@@ -244,7 +244,21 @@
         <w:rPr>
           <w:lang w:val="en_US" w:bidi="en_US"/>
         </w:rPr>
-        <w:t xml:space="preserve"> The prophet’s words sometimes overwhelm us with their beauty. At other times, his piercing words reveal our sin and drive us to our knees. Isaiah’s own ministry began with a vision of the love, greatness, and holiness of God. This vision—along with the entire book of Isaiah—convicts the human heart, motivating us to trust in our Creator alone for forgiveness, restoration, and purpose in life.</w:t>
+        <w:t xml:space="preserve"> </w:t>
+      </w:r>
+    </w:p>
+    <w:p>
+      <w:pPr/>
+      <w:r>
+        <w:rPr>
+          <w:lang w:val="en_US" w:bidi="en_US"/>
+        </w:rPr>
+      </w:r>
+      <w:r>
+        <w:rPr>
+          <w:lang w:val="en_US" w:bidi="en_US"/>
+        </w:rPr>
+        <w:t>Sometimes Isaiah’s words amaze us with their beauty. At other times, his direct words show us our sin and lead us to repent. Isaiah’s ministry began when he saw a vision of God’s love, greatness, and holiness. This vision, and the whole book of Isaiah, shows us our sin. It calls us to trust only in our Creator. God alone gives forgiveness, restoration, and purpose in life.</w:t>
       </w:r>
     </w:p>
     <w:p>
@@ -269,7 +283,7 @@
         <w:rPr>
           <w:lang w:val="en_US" w:bidi="en_US"/>
         </w:rPr>
-        <w:t>By the time of King Uzziah’s death (740 BC), the southern kingdom of Judah faced a major crisis. The empire of Assyria, dormant for nearly fifty years, was now on the move again. The Assyrian army progressed southwestward from their homeland in what is now northern Iraq toward their ultimate destination, Egypt. The small nations of the Mediterranean coast, including Israel and Judah, stood in Assyria’s path. Assyria had taken Galilee and much of Israel’s territory east of the Jordan River. But they would be satisfied only with total control of Israel, Judah, and all the other smaller nations in the area.</w:t>
+        <w:t>By the time King Uzziah died in 740 BC, the southern kingdom of Judah faced a serious crisis. Assyria had been quiet for nearly 50 years, but now it was growing powerful again. The Assyrian army moved southwest from its homeland, in what is now northern Iraq, toward Egypt. The small nations along the Mediterranean coast, including Israel and Judah, stood in Assyria’s way. Assyria had already taken Galilee and much of Israel’s land east of the Jordan River. But Assyria wanted full control over Israel, Judah, and the other small nations in the area.</w:t>
       </w:r>
     </w:p>
     <w:p>
@@ -283,7 +297,7 @@
         <w:rPr>
           <w:lang w:val="en_US" w:bidi="en_US"/>
         </w:rPr>
-        <w:t>While Judah’s King Uzziah was still alive, Judah was able to ignore the crisis. Overall, Uzziah was a good and effective king, he had a strong army (</w:t>
+        <w:t>While King Uzziah was still alive, Judah could ignore the crisis. Uzziah was mostly a good and effective king. He had a strong army, and his people hoped he could save the nation from Assyria (</w:t>
       </w:r>
       <w:hyperlink r:id="rId13">
         <w:r>
@@ -294,14 +308,14 @@
             <w:color w:val="0000EE"/>
             <w:u w:val="single"/>
           </w:rPr>
-          <w:t>2 Chr 26:11–15</w:t>
+          <w:t>2 Chronicles 26:11–15</w:t>
         </w:r>
       </w:hyperlink>
       <w:r>
         <w:rPr>
           <w:lang w:val="en_US" w:bidi="en_US"/>
         </w:rPr>
-        <w:t>), and his people hoped that he could somehow save the nation from the Assyrians. When Uzziah died, however, ungodly rulers succeeded him. During this crisis of leadership, God gave Isaiah the vision that launched his ministry and guided him for the next forty years (</w:t>
+        <w:t>). But after Uzziah died, rulers who did not obey God came after him. During this leadership crisis, God gave Isaiah the vision that began his ministry. This vision also guided Isaiah for the next 40 years (</w:t>
       </w:r>
       <w:hyperlink r:id="rId14">
         <w:r>
@@ -312,7 +326,7 @@
             <w:color w:val="0000EE"/>
             <w:u w:val="single"/>
           </w:rPr>
-          <w:t>Isa 6</w:t>
+          <w:t>Isaiah 6</w:t>
         </w:r>
       </w:hyperlink>
       <w:r>
@@ -333,7 +347,7 @@
         <w:rPr>
           <w:lang w:val="en_US" w:bidi="en_US"/>
         </w:rPr>
-        <w:t>Assyria, meanwhile, pushed steadily southward along the coast of the Mediterranean, conquering one small nation after another. During this time, Judah’s policy on Assyria oscillated between appeasement and confrontation. The prophet Isaiah brought a much-needed message: God is absolutely dependable, and it is utter folly to trust in anything or anyone other than God.</w:t>
+        <w:t>Meanwhile, Assyria kept moving south along the Mediterranean coast. It conquered one small nation after another. During this time, Judah’s leaders kept changing their policy toward Assyria. Sometimes they tried to make peace with Assyria. At other times, they opposed Assyria. Isaiah gave Judah an important message: God is completely worthy of trust. It is foolish to trust anyone or anything more than God.</w:t>
       </w:r>
     </w:p>
     <w:p>
@@ -347,7 +361,7 @@
         <w:rPr>
           <w:lang w:val="en_US" w:bidi="en_US"/>
         </w:rPr>
-        <w:t>Unfortunately, Isaiah’s central message was not always heeded. Around 734 BC, Israel formed a coalition with Syria to stand against Assyria. When King Ahaz of Judah refused to join this alliance, Israel and Syria attacked Judah in order to force Ahaz to join them. Faced with this crisis, Ahaz foolishly called the Assyrians to rescue him (</w:t>
+        <w:t>Sadly, people did not always listen to Isaiah’s main message. Around 734 BC, Israel joined with Syria to fight against Assyria. King Ahaz of Judah refused to join them, so Israel and Syria attacked Judah. They wanted to force Ahaz to join their side. During this crisis, Ahaz foolishly asked Assyria to rescue him instead of trusting God (</w:t>
       </w:r>
       <w:hyperlink r:id="rId15">
         <w:r>
@@ -358,14 +372,14 @@
             <w:color w:val="0000EE"/>
             <w:u w:val="single"/>
           </w:rPr>
-          <w:t>2 Chr 28:16–21</w:t>
+          <w:t>2 Chronicles 28:16–21</w:t>
         </w:r>
       </w:hyperlink>
       <w:r>
         <w:rPr>
           <w:lang w:val="en_US" w:bidi="en_US"/>
         </w:rPr>
-        <w:t>) rather than trusting God (</w:t>
+        <w:t xml:space="preserve">; </w:t>
       </w:r>
       <w:hyperlink r:id="rId16">
         <w:r>
@@ -376,14 +390,28 @@
             <w:color w:val="0000EE"/>
             <w:u w:val="single"/>
           </w:rPr>
-          <w:t>Isa 7:1–12</w:t>
+          <w:t>Isaiah 7:1–12</w:t>
         </w:r>
       </w:hyperlink>
       <w:r>
         <w:rPr>
           <w:lang w:val="en_US" w:bidi="en_US"/>
         </w:rPr>
-        <w:t>). Although the king of Assyria did defeat Syria and Israel, he also subjugated Judah and laid on it a heavy burden of taxation. Just a few years later (722 BC), Assyria defeated the kingdom of Israel again and sent most of its people into exile (</w:t>
+        <w:t>).</w:t>
+      </w:r>
+    </w:p>
+    <w:p>
+      <w:pPr/>
+      <w:r>
+        <w:rPr>
+          <w:lang w:val="en_US" w:bidi="en_US"/>
+        </w:rPr>
+      </w:r>
+      <w:r>
+        <w:rPr>
+          <w:lang w:val="en_US" w:bidi="en_US"/>
+        </w:rPr>
+        <w:t>The king of Assyria defeated Syria and Israel. But he also brought Judah under Assyrian control and forced Judah to pay heavy taxes. Just a few years later, in 722 BC, Assyria defeated the kingdom of Israel again and sent most of its people into exile (</w:t>
       </w:r>
       <w:hyperlink r:id="rId17">
         <w:r>
@@ -394,7 +422,7 @@
             <w:color w:val="0000EE"/>
             <w:u w:val="single"/>
           </w:rPr>
-          <w:t>2 Kgs 17:5–18</w:t>
+          <w:t>2 Kings 17:5–18</w:t>
         </w:r>
       </w:hyperlink>
       <w:r>
@@ -415,7 +443,7 @@
         <w:rPr>
           <w:lang w:val="en_US" w:bidi="en_US"/>
         </w:rPr>
-        <w:t>In 701 BC, during King Hezekiah’s reign, Assyria again invaded Judah. This time, Judah relied on God’s faithfulness, and as promised, God rescued the nation from the Assyrian army (</w:t>
+        <w:t>In 701 BC, during King Hezekiah’s rule, Assyria invaded Judah again. This time, Judah trusted God’s faithfulness. As God had promised, he rescued the nation from the Assyrian army (</w:t>
       </w:r>
       <w:hyperlink r:id="rId18">
         <w:r>
@@ -447,7 +475,7 @@
         <w:rPr>
           <w:lang w:val="en_US" w:bidi="en_US"/>
         </w:rPr>
-        <w:t>Regrettably, God’s people did not remain faithful to him. As a result, God eventually allowed Judah to be overcome by Assyria’s successor, Babylon (605–586 BC). What would Judah’s destruction and exile to Babylon mean in terms of God’s absolute reliability, which Isaiah had proclaimed? Isaiah answered this as well: God would indeed punish Judah’s wickedness. But he would also preserve a remnant that one day would return to the holy land. This return would not be due to any faithfulness on their part; it would be an act of God’s grace.</w:t>
+        <w:t xml:space="preserve">Sadly, God’s people did not stay faithful to him. Because of this, God later allowed Babylon, the empire that came after Assyria, to defeat Judah. This happened over several attacks from 605 to 586 BC. Isaiah had said that God was completely worthy of trust. So what did Judah’s destruction and exile in Babylon mean? </w:t>
       </w:r>
     </w:p>
     <w:p>
@@ -461,7 +489,21 @@
         <w:rPr>
           <w:lang w:val="en_US" w:bidi="en_US"/>
         </w:rPr>
-        <w:t xml:space="preserve">Upon returning from exile (538 BC; see </w:t>
+        <w:t>Isaiah answered this question, too. God would punish Judah’s wickedness. But he would also preserve a remnant, a small group of his people. One day, they would return to the holy land. This return would not happen because they were faithful. It would happen because of God’s grace.</w:t>
+      </w:r>
+    </w:p>
+    <w:p>
+      <w:pPr/>
+      <w:r>
+        <w:rPr>
+          <w:lang w:val="en_US" w:bidi="en_US"/>
+        </w:rPr>
+      </w:r>
+      <w:r>
+        <w:rPr>
+          <w:lang w:val="en_US" w:bidi="en_US"/>
+        </w:rPr>
+        <w:t xml:space="preserve">When the people returned from exile in 538 BC, they were again tempted to do evil (see </w:t>
       </w:r>
       <w:hyperlink r:id="rId19">
         <w:r>
@@ -479,7 +521,7 @@
         <w:rPr>
           <w:lang w:val="en_US" w:bidi="en_US"/>
         </w:rPr>
-        <w:t>), the people were again tempted to wickedness, this time by the paganism that had taken root in their homeland during their absence. Isaiah showed that the gracious God who rescued them is also the holy God who demanded their obedience, righteousness, and exclusive devotion.</w:t>
+        <w:t>). This time, the danger came from the worship of false gods that had grown in their land while they were away. Isaiah showed that the gracious God who rescued them is also the holy God who required their obedience, right living, and worship of him alone.</w:t>
       </w:r>
     </w:p>
     <w:p>
@@ -516,7 +558,7 @@
         <w:rPr>
           <w:lang w:val="en_US" w:bidi="en_US"/>
         </w:rPr>
-        <w:t xml:space="preserve"> covers the period from the death of Uzziah (740 BC) to 701 BC. The introduction (</w:t>
+        <w:t xml:space="preserve"> tells about the time from King Uzziah's death in 740 BC to 701 BC. The introduction (</w:t>
       </w:r>
       <w:hyperlink r:id="rId21">
         <w:r>
@@ -527,14 +569,28 @@
             <w:color w:val="0000EE"/>
             <w:u w:val="single"/>
           </w:rPr>
-          <w:t>chs 1–5</w:t>
+          <w:t>chapters 1–5</w:t>
         </w:r>
       </w:hyperlink>
       <w:r>
         <w:rPr>
           <w:lang w:val="en_US" w:bidi="en_US"/>
         </w:rPr>
-        <w:t xml:space="preserve">) contrasts Judah’s present state of sin and injustice with the blessed existence in God’s presence that they had originally been called to. This comparison raises a question: How can the present corruption ever be transformed into glory, purity, and fruitfulness? The prophet answers in </w:t>
+        <w:t>). shows a strong contrast. Judah was full of sin and injustice. But God had called Judah to live with him in blessing. This contrast raises an important question: How can Judah’s sin become glory, purity, and fruitfulness?</w:t>
+      </w:r>
+    </w:p>
+    <w:p>
+      <w:pPr/>
+      <w:r>
+        <w:rPr>
+          <w:lang w:val="en_US" w:bidi="en_US"/>
+        </w:rPr>
+      </w:r>
+      <w:r>
+        <w:rPr>
+          <w:lang w:val="en_US" w:bidi="en_US"/>
+        </w:rPr>
+        <w:t xml:space="preserve">Isaiah answers this question in </w:t>
       </w:r>
       <w:hyperlink r:id="rId14">
         <w:r>
@@ -552,7 +608,21 @@
         <w:rPr>
           <w:lang w:val="en_US" w:bidi="en_US"/>
         </w:rPr>
-        <w:t xml:space="preserve">, as he recounts his own renewal and calling as an example of how a change could take place nationwide. If Judah wanted to experience such renewal, however, it needed to turn from its sinful ways and learn to trust God. Throughout </w:t>
+        <w:t>. He tells how God renewed him and called him to serve. Isaiah’s own experience shows how God could change the whole nation. But if Judah wanted this renewal, the people needed to turn away from their sin and learn to trust God.</w:t>
+      </w:r>
+    </w:p>
+    <w:p>
+      <w:pPr/>
+      <w:r>
+        <w:rPr>
+          <w:lang w:val="en_US" w:bidi="en_US"/>
+        </w:rPr>
+      </w:r>
+      <w:r>
+        <w:rPr>
+          <w:lang w:val="en_US" w:bidi="en_US"/>
+        </w:rPr>
+        <w:t xml:space="preserve">In </w:t>
       </w:r>
       <w:hyperlink r:id="rId22">
         <w:r>
@@ -570,7 +640,25 @@
         <w:rPr>
           <w:lang w:val="en_US" w:bidi="en_US"/>
         </w:rPr>
-        <w:t xml:space="preserve"> the prophet uses a variety of literary forms and life situations to confirm that God is the only truly trustworthy one; relying on any of the surrounding nations in place of God represents extreme foolishness. Isaiah brackets this message with two historical accounts of experiences with Assyria: King Ahaz’s experience in </w:t>
+        <w:t>, the prophet uses many kinds of writing and many real-life situations to show one truth: only God is fully worthy of trust. It is deeply foolish to trust the surrounding nations instead of God. Isaiah places this message between two historical accounts about Assyria:</w:t>
+      </w:r>
+    </w:p>
+    <w:p>
+      <w:pPr>
+        <w:pStyle w:val="ListBullet"/>
+        <w:spacing w:line="240" w:lineRule="auto"/>
+        <w:ind w:left="720"/>
+      </w:pPr>
+      <w:r>
+        <w:rPr>
+          <w:lang w:val="en_US" w:bidi="en_US"/>
+        </w:rPr>
+      </w:r>
+      <w:r>
+        <w:rPr>
+          <w:lang w:val="en_US" w:bidi="en_US"/>
+        </w:rPr>
+        <w:t xml:space="preserve">King Ahaz's experience in </w:t>
       </w:r>
       <w:hyperlink r:id="rId23">
         <w:r>
@@ -588,7 +676,25 @@
         <w:rPr>
           <w:lang w:val="en_US" w:bidi="en_US"/>
         </w:rPr>
-        <w:t xml:space="preserve">, and King Hezekiah’s in </w:t>
+        <w:t xml:space="preserve">, and </w:t>
+      </w:r>
+    </w:p>
+    <w:p>
+      <w:pPr>
+        <w:pStyle w:val="ListBullet"/>
+        <w:spacing w:line="240" w:lineRule="auto"/>
+        <w:ind w:left="720"/>
+      </w:pPr>
+      <w:r>
+        <w:rPr>
+          <w:lang w:val="en_US" w:bidi="en_US"/>
+        </w:rPr>
+      </w:r>
+      <w:r>
+        <w:rPr>
+          <w:lang w:val="en_US" w:bidi="en_US"/>
+        </w:rPr>
+        <w:t xml:space="preserve">King Hezekiah's experience in </w:t>
       </w:r>
       <w:hyperlink r:id="rId24">
         <w:r>
@@ -606,7 +712,21 @@
         <w:rPr>
           <w:lang w:val="en_US" w:bidi="en_US"/>
         </w:rPr>
-        <w:t>. When Ahaz failed to trust God, disaster resulted. By contrast, his son Hezekiah trusted God, and a great rescue occurred. Hezekiah, however, also had times of weakness (</w:t>
+        <w:t xml:space="preserve">. </w:t>
+      </w:r>
+    </w:p>
+    <w:p>
+      <w:pPr/>
+      <w:r>
+        <w:rPr>
+          <w:lang w:val="en_US" w:bidi="en_US"/>
+        </w:rPr>
+      </w:r>
+      <w:r>
+        <w:rPr>
+          <w:lang w:val="en_US" w:bidi="en_US"/>
+        </w:rPr>
+        <w:t>Ahaz did not trust God, and disaster followed. In contrast, his son Hezekiah trusted God, and God rescued Judah. But Hezekiah also had times of weakness (</w:t>
       </w:r>
       <w:hyperlink r:id="rId25">
         <w:r>
@@ -617,14 +737,14 @@
             <w:color w:val="0000EE"/>
             <w:u w:val="single"/>
           </w:rPr>
-          <w:t>ch 39</w:t>
+          <w:t>chapter 39</w:t>
         </w:r>
       </w:hyperlink>
       <w:r>
         <w:rPr>
           <w:lang w:val="en_US" w:bidi="en_US"/>
         </w:rPr>
-        <w:t>), setting the stage for Judah’s later defeat and exile by Babylon.</w:t>
+        <w:t>). This weakness pointed ahead to Judah’s later defeat and exile by Babylon.</w:t>
       </w:r>
     </w:p>
     <w:p>
@@ -650,7 +770,21 @@
         <w:rPr>
           <w:lang w:val="en_US" w:bidi="en_US"/>
         </w:rPr>
-        <w:t xml:space="preserve"> addresses the questions that would arise during Judah’s exile to Babylon in 586 BC. Does the Exile mean that God was defeated, either by the Babylonians or by Judah’s sin? Has God’s purpose for Judah been frustrated, and is he helpless to do anything about it? In </w:t>
+        <w:t xml:space="preserve"> answers the questions that would come up during Judah’s exile in Babylon in 586 BC. Did the exile mean that God had been defeated by the Babylonians or by Judah’s sin? Had God’s purpose for Judah failed? Was God unable to act?</w:t>
+      </w:r>
+    </w:p>
+    <w:p>
+      <w:pPr/>
+      <w:r>
+        <w:rPr>
+          <w:lang w:val="en_US" w:bidi="en_US"/>
+        </w:rPr>
+      </w:r>
+      <w:r>
+        <w:rPr>
+          <w:lang w:val="en_US" w:bidi="en_US"/>
+        </w:rPr>
+        <w:t xml:space="preserve">In </w:t>
       </w:r>
       <w:hyperlink r:id="rId27">
         <w:r>
@@ -668,7 +802,21 @@
         <w:rPr>
           <w:lang w:val="en_US" w:bidi="en_US"/>
         </w:rPr>
-        <w:t xml:space="preserve">, Isaiah shows that God is infinitely superior to any idol-god, and his people will be the proof of this when God rescues them out of Babylon’s ultimately helpless hands. In </w:t>
+        <w:t xml:space="preserve">, Isaiah shows that God is far greater than any idol, or false god. God’s people would prove this when he rescued them from Babylon’s weak power. </w:t>
+      </w:r>
+    </w:p>
+    <w:p>
+      <w:pPr/>
+      <w:r>
+        <w:rPr>
+          <w:lang w:val="en_US" w:bidi="en_US"/>
+        </w:rPr>
+      </w:r>
+      <w:r>
+        <w:rPr>
+          <w:lang w:val="en_US" w:bidi="en_US"/>
+        </w:rPr>
+        <w:t xml:space="preserve">In </w:t>
       </w:r>
       <w:hyperlink r:id="rId28">
         <w:r>
@@ -686,7 +834,7 @@
         <w:rPr>
           <w:lang w:val="en_US" w:bidi="en_US"/>
         </w:rPr>
-        <w:t>, the prophet addresses the deeper question of Judah’s sin. Just as God rescued Judah from Babylon, he also intends to rescue a remnant of the people from the enslaving power of sin; he will accomplish this through the death of his servant.</w:t>
+        <w:t>, the prophet answers the deeper question about Judah’s sin. God would rescue Judah from Babylon. He would also rescue a remnant, a small group of his people, from the power of sin that held them like slaves. God would do this through the death of his servant.</w:t>
       </w:r>
     </w:p>
     <w:p>
@@ -712,7 +860,21 @@
         <w:rPr>
           <w:lang w:val="en_US" w:bidi="en_US"/>
         </w:rPr>
-        <w:t xml:space="preserve"> addresses Judah’s experience following the end of their exile in 539 BC. God had rescued a remnant from exile as promised; now they needed to be pure, righteous, and holy. God’s servants must not continue to walk in darkness and corruption, for those attitudes and actions had led to exile in the first place. As Isaiah speaks of rescue from sin, the light of God’s own holy and righteous character dawns in his people. As a result, all the nations that Israel once trusted in place of God will now come to Jerusalem to learn God’s ways from Israel.</w:t>
+        <w:t xml:space="preserve"> speaks about Judah’s life after the exile ended in 539 BC. God had rescued a small group of his people from exile as he had promised. Now they needed to be pure, righteous, and holy. They needed to live in a way that pleased God.</w:t>
+      </w:r>
+    </w:p>
+    <w:p>
+      <w:pPr/>
+      <w:r>
+        <w:rPr>
+          <w:lang w:val="en_US" w:bidi="en_US"/>
+        </w:rPr>
+      </w:r>
+      <w:r>
+        <w:rPr>
+          <w:lang w:val="en_US" w:bidi="en_US"/>
+        </w:rPr>
+        <w:t>God’s servants must not keep living in darkness and corruption. Their wrong beliefs and evil actions had led to exile in the first place. As Isaiah speaks about rescue from sin, God’s own holy and righteous character begins to shine in his people. As a result, all the nations that Israel once trusted instead of God will come to Jerusalem. There they will learn God’s ways from Israel.</w:t>
       </w:r>
     </w:p>
     <w:p>
@@ -723,7 +885,7 @@
         <w:rPr>
           <w:lang w:val="en_US" w:bidi="en_US"/>
         </w:rPr>
-        <w:t>Authorship</w:t>
+        <w:t>Author</w:t>
       </w:r>
     </w:p>
     <w:p>
@@ -737,7 +899,35 @@
         <w:rPr>
           <w:lang w:val="en_US" w:bidi="en_US"/>
         </w:rPr>
-        <w:t xml:space="preserve">The book of Isaiah addresses three different historical situations, two of them beyond the prophet’s own lifetime. As a result, many scholars have argued that the prophet Isaiah could not have written the entire book; this view has prevailed since the mid-1800s. However, if God’s inspiration is a reality, predictive prophecy is a real possibility, so it presents no problem that parts of the book address what was in the future for Isaiah. Furthermore, the book displays a remarkable literary unity. When Jesus and the New Testament authors quote from the book of Isaiah, they consistently claim that they are referring to what the prophet Isaiah said (see, e.g., </w:t>
+        <w:t>The book of Isaiah speaks to three different times in Judah’s history. Two of these times came after Isaiah’s own lifetime. Because of this, many scholars have said that Isaiah could not have written the whole book. This view has been common since the mid-1800s.</w:t>
+      </w:r>
+    </w:p>
+    <w:p>
+      <w:pPr/>
+      <w:r>
+        <w:rPr>
+          <w:lang w:val="en_US" w:bidi="en_US"/>
+        </w:rPr>
+      </w:r>
+      <w:r>
+        <w:rPr>
+          <w:lang w:val="en_US" w:bidi="en_US"/>
+        </w:rPr>
+        <w:t>However, Christians believe that God inspired Scripture. If God truly inspired Scripture, then he could also give prophets messages about the future. So it is not a problem that parts of Isaiah speak about events that happened after Isaiah’s lifetime. Also, the book has a strong literary unity. This means its parts fit together in a careful and meaningful way.</w:t>
+      </w:r>
+    </w:p>
+    <w:p>
+      <w:pPr/>
+      <w:r>
+        <w:rPr>
+          <w:lang w:val="en_US" w:bidi="en_US"/>
+        </w:rPr>
+      </w:r>
+      <w:r>
+        <w:rPr>
+          <w:lang w:val="en_US" w:bidi="en_US"/>
+        </w:rPr>
+        <w:t xml:space="preserve">Jesus and the New Testament authors often quote from Isaiah. When they do, they say these words came from the prophet Isaiah (see, for example, </w:t>
       </w:r>
       <w:hyperlink r:id="rId30">
         <w:r>
@@ -748,7 +938,7 @@
             <w:color w:val="0000EE"/>
             <w:u w:val="single"/>
           </w:rPr>
-          <w:t>Matt 8:17</w:t>
+          <w:t>Matthew 8:17</w:t>
         </w:r>
       </w:hyperlink>
       <w:r>
@@ -820,7 +1010,7 @@
             <w:color w:val="0000EE"/>
             <w:u w:val="single"/>
           </w:rPr>
-          <w:t>Rom 10:16</w:t>
+          <w:t>Romans 10:16</w:t>
         </w:r>
       </w:hyperlink>
       <w:r>
@@ -852,7 +1042,7 @@
         <w:rPr>
           <w:lang w:val="en_US" w:bidi="en_US"/>
         </w:rPr>
-        <w:t xml:space="preserve">It seems likely from the historical references in </w:t>
+        <w:t xml:space="preserve">The historical references in </w:t>
       </w:r>
       <w:hyperlink r:id="rId35">
         <w:r>
@@ -870,7 +1060,51 @@
         <w:rPr>
           <w:lang w:val="en_US" w:bidi="en_US"/>
         </w:rPr>
-        <w:t xml:space="preserve"> that these materials were recorded at various times throughout the thirty-eight years between Uzziah’s death in 740 BC and Sennacherib’s retreat from Jerusalem in 701 BC. Because of the simpler, meditative, and reflective lyrical style of </w:t>
+        <w:t xml:space="preserve"> suggest that these parts were written at different times. This likely happened during the 38 years between King Uzziah’s death in 740 BC and Sennacherib’s retreat from Jerusalem in 701 BC.</w:t>
+      </w:r>
+    </w:p>
+    <w:p>
+      <w:pPr/>
+      <w:r>
+        <w:rPr>
+          <w:lang w:val="en_US" w:bidi="en_US"/>
+        </w:rPr>
+      </w:r>
+      <w:hyperlink r:id="rId36">
+        <w:r>
+          <w:rPr>
+            <w:lang w:val="en_US" w:bidi="en_US"/>
+          </w:rPr>
+          <w:rPr>
+            <w:color w:val="0000EE"/>
+            <w:u w:val="single"/>
+          </w:rPr>
+          <w:t>Chapters 40–66</w:t>
+        </w:r>
+      </w:hyperlink>
+      <w:r>
+        <w:rPr>
+          <w:lang w:val="en_US" w:bidi="en_US"/>
+        </w:rPr>
+        <w:t xml:space="preserve"> has a simpler and more reflective poetic style. Because of this, these chapters may have been written some time after 701 BC. We do not know when Isaiah died. But tradition says he died during the time when Manasseh ruled alone, from 686 to 642 BC. So more than 15 years may have passed between the writing of </w:t>
+      </w:r>
+      <w:hyperlink r:id="rId20">
+        <w:r>
+          <w:rPr>
+            <w:lang w:val="en_US" w:bidi="en_US"/>
+          </w:rPr>
+          <w:rPr>
+            <w:color w:val="0000EE"/>
+            <w:u w:val="single"/>
+          </w:rPr>
+          <w:t>chapters 1–39</w:t>
+        </w:r>
+      </w:hyperlink>
+      <w:r>
+        <w:rPr>
+          <w:lang w:val="en_US" w:bidi="en_US"/>
+        </w:rPr>
+        <w:t xml:space="preserve"> and </w:t>
       </w:r>
       <w:hyperlink r:id="rId36">
         <w:r>
@@ -888,42 +1122,6 @@
         <w:rPr>
           <w:lang w:val="en_US" w:bidi="en_US"/>
         </w:rPr>
-        <w:t xml:space="preserve">, it seems probable that a period of time elapsed between 701 BC and the writing of these chapters. We do not know when Isaiah died, but tradition dates his death during the period of the sole reign of Manasseh (686–642 BC). It is thus possible that more than fifteen years elapsed between the writing of </w:t>
-      </w:r>
-      <w:hyperlink r:id="rId20">
-        <w:r>
-          <w:rPr>
-            <w:lang w:val="en_US" w:bidi="en_US"/>
-          </w:rPr>
-          <w:rPr>
-            <w:color w:val="0000EE"/>
-            <w:u w:val="single"/>
-          </w:rPr>
-          <w:t>chapters 1–39</w:t>
-        </w:r>
-      </w:hyperlink>
-      <w:r>
-        <w:rPr>
-          <w:lang w:val="en_US" w:bidi="en_US"/>
-        </w:rPr>
-        <w:t xml:space="preserve"> and the writing of </w:t>
-      </w:r>
-      <w:hyperlink r:id="rId36">
-        <w:r>
-          <w:rPr>
-            <w:lang w:val="en_US" w:bidi="en_US"/>
-          </w:rPr>
-          <w:rPr>
-            <w:color w:val="0000EE"/>
-            <w:u w:val="single"/>
-          </w:rPr>
-          <w:t>chapters 40–66</w:t>
-        </w:r>
-      </w:hyperlink>
-      <w:r>
-        <w:rPr>
-          <w:lang w:val="en_US" w:bidi="en_US"/>
-        </w:rPr>
         <w:t>.</w:t>
       </w:r>
     </w:p>
@@ -949,7 +1147,7 @@
         <w:rPr>
           <w:lang w:val="en_US" w:bidi="en_US"/>
         </w:rPr>
-        <w:t>Isaiah contains a rich array of sub-genres:</w:t>
+        <w:t>The book of Isaiah includes many kinds of writing:</w:t>
       </w:r>
     </w:p>
     <w:p>
@@ -967,7 +1165,7 @@
         <w:rPr>
           <w:lang w:val="en_US" w:bidi="en_US"/>
         </w:rPr>
-        <w:t>judgment speeches that warn Israel that God will punish them for their sins (</w:t>
+        <w:t>judgment speeches that warn Israel that God will punish their sins (</w:t>
       </w:r>
       <w:hyperlink r:id="rId37">
         <w:r>
@@ -1003,7 +1201,7 @@
         <w:rPr>
           <w:lang w:val="en_US" w:bidi="en_US"/>
         </w:rPr>
-        <w:t>prophecies of woe that lament the approaching death of the nation (</w:t>
+        <w:t>prophecies of woe, or warnings of coming sorrow and death for the nation (</w:t>
       </w:r>
       <w:hyperlink r:id="rId38">
         <w:r>
@@ -1075,7 +1273,7 @@
         <w:rPr>
           <w:lang w:val="en_US" w:bidi="en_US"/>
         </w:rPr>
-        <w:t>parables that teach by analogy (</w:t>
+        <w:t>parables, or short stories and comparisons that teach a lesson (</w:t>
       </w:r>
       <w:hyperlink r:id="rId41">
         <w:r>
@@ -1129,7 +1327,7 @@
         <w:rPr>
           <w:lang w:val="en_US" w:bidi="en_US"/>
         </w:rPr>
-        <w:t>trial speeches to prove a case (</w:t>
+        <w:t>trial speeches, which present evidence to prove a case (</w:t>
       </w:r>
       <w:hyperlink r:id="rId43">
         <w:r>
@@ -1165,7 +1363,7 @@
         <w:rPr>
           <w:lang w:val="en_US" w:bidi="en_US"/>
         </w:rPr>
-        <w:t>salvation prophecies of hope for the future (</w:t>
+        <w:t>salvation prophecies, which give hope for the future (</w:t>
       </w:r>
       <w:hyperlink r:id="rId44">
         <w:r>
@@ -1237,7 +1435,7 @@
         <w:rPr>
           <w:lang w:val="en_US" w:bidi="en_US"/>
         </w:rPr>
-        <w:t>hymns of praise to God for his faithfulness (</w:t>
+        <w:t>hymns, or songs of praise to God for his faithfulness (</w:t>
       </w:r>
       <w:hyperlink r:id="rId47">
         <w:r>
@@ -1345,7 +1543,7 @@
         <w:rPr>
           <w:lang w:val="en_US" w:bidi="en_US"/>
         </w:rPr>
-        <w:t>prophecies of a coming king, the Messiah (</w:t>
+        <w:t>prophecies about a coming king, the Messiah (</w:t>
       </w:r>
       <w:hyperlink r:id="rId51">
         <w:r>
@@ -1381,7 +1579,7 @@
         <w:rPr>
           <w:lang w:val="en_US" w:bidi="en_US"/>
         </w:rPr>
-        <w:t>);</w:t>
+        <w:t xml:space="preserve">); </w:t>
       </w:r>
     </w:p>
     <w:p>
@@ -1453,7 +1651,7 @@
         <w:rPr>
           <w:lang w:val="en_US" w:bidi="en_US"/>
         </w:rPr>
-        <w:t>narratives of current events (</w:t>
+        <w:t>narratives, or stories about events in Isaiah’s time (</w:t>
       </w:r>
       <w:hyperlink r:id="rId55">
         <w:r>
@@ -1514,7 +1712,7 @@
         <w:rPr>
           <w:lang w:val="en_US" w:bidi="en_US"/>
         </w:rPr>
-        <w:t xml:space="preserve">The book of Isaiah could be called the Bible in miniature. It has more overtones of the New Testament than any other Old Testament book. Isaiah gives us a picture of God as unique and </w:t>
+        <w:t xml:space="preserve">The book of Isaiah could be called a small picture of the whole Bible. More than any other Old Testament book, Isaiah points ahead to many themes in the New Testament. Isaiah shows that God is unique and </w:t>
       </w:r>
       <w:r>
         <w:rPr>
@@ -1527,7 +1725,7 @@
         <w:rPr>
           <w:lang w:val="en_US" w:bidi="en_US"/>
         </w:rPr>
-        <w:t xml:space="preserve"> (beyond our experience). Yet the holy and exalted God reveals himself and desires to be </w:t>
+        <w:t xml:space="preserve">, which means God is greater than everything we know or experience. Yet this holy and exalted God reveals himself. He also wants to be </w:t>
       </w:r>
       <w:r>
         <w:rPr>
@@ -1540,7 +1738,7 @@
         <w:rPr>
           <w:lang w:val="en_US" w:bidi="en_US"/>
         </w:rPr>
-        <w:t xml:space="preserve"> (“God is with us,” </w:t>
+        <w:t>, which means “God is with us” (</w:t>
       </w:r>
       <w:hyperlink r:id="rId56">
         <w:r>
@@ -1558,7 +1756,21 @@
         <w:rPr>
           <w:lang w:val="en_US" w:bidi="en_US"/>
         </w:rPr>
-        <w:t xml:space="preserve">). Therefore, the transcendent God is also </w:t>
+        <w:t xml:space="preserve">). </w:t>
+      </w:r>
+    </w:p>
+    <w:p>
+      <w:pPr/>
+      <w:r>
+        <w:rPr>
+          <w:lang w:val="en_US" w:bidi="en_US"/>
+        </w:rPr>
+      </w:r>
+      <w:r>
+        <w:rPr>
+          <w:lang w:val="en_US" w:bidi="en_US"/>
+        </w:rPr>
+        <w:t xml:space="preserve">So the transcendent God is also </w:t>
       </w:r>
       <w:r>
         <w:rPr>
@@ -1571,7 +1783,7 @@
         <w:rPr>
           <w:lang w:val="en_US" w:bidi="en_US"/>
         </w:rPr>
-        <w:t xml:space="preserve"> (nearby). God’s nearness prepares Isaiah’s readers to receive God </w:t>
+        <w:t xml:space="preserve">, which means God is near to his people. God’s nearness prepares us to understand Jesus Christ, who is God </w:t>
       </w:r>
       <w:r>
         <w:rPr>
@@ -1584,7 +1796,7 @@
         <w:rPr>
           <w:lang w:val="en_US" w:bidi="en_US"/>
         </w:rPr>
-        <w:t xml:space="preserve"> (in the flesh), Jesus Christ, who is truly the Immanuel (see </w:t>
+        <w:t xml:space="preserve"> (in human flesh). Jesus is truly the Immanuel (see </w:t>
       </w:r>
       <w:hyperlink r:id="rId57">
         <w:r>
@@ -1595,7 +1807,7 @@
             <w:color w:val="0000EE"/>
             <w:u w:val="single"/>
           </w:rPr>
-          <w:t>Matt 1:21–23</w:t>
+          <w:t>Matthew 1:21–23</w:t>
         </w:r>
       </w:hyperlink>
       <w:r>
@@ -1616,7 +1828,7 @@
         <w:rPr>
           <w:lang w:val="en_US" w:bidi="en_US"/>
         </w:rPr>
-        <w:t>Isaiah tackles the foolishness of idolatry head on. He exposes the folly of trying to capture God in any created thing or trying to manipulate God to our own ends. The only way to receive the blessings God wants to pour out upon us is through our surrender and trust. However, the human spirit stubbornly opposes this. We would rather trust anything or anyone other than God, who is beyond our control. Those who stubbornly refuse to submit themselves to the true God and turn instead to false gods become estranged from God and face his judgment.</w:t>
+        <w:t>Isaiah directly shows that idolatry is foolish. Idolatry means worshiping something or someone other than the true God. Isaiah shows that it is foolish to think we can put God inside anything he has made. It is also foolish to try to use God for our own purposes.</w:t>
       </w:r>
     </w:p>
     <w:p>
@@ -1630,7 +1842,7 @@
         <w:rPr>
           <w:lang w:val="en_US" w:bidi="en_US"/>
         </w:rPr>
-        <w:t>The prophet tells the story of God’s judgment on his sinful people through exile. However, God graciously returns to his people and declares that he will not cast them away altogether. Instead, he will purify and preserve a remnant that will glorify him among the nations and demonstrate that he alone is the true and living God.</w:t>
+        <w:t>God wants to bless us. But we receive his blessings only when we surrender to him and trust him. The human spirit fights against this. We would rather trust anything or anyone other than God, because we cannot control him. Those who keep refusing to obey the true God become separated from him. They turn to false gods and face God’s judgment.</w:t>
       </w:r>
     </w:p>
     <w:p>
@@ -1644,7 +1856,35 @@
         <w:rPr>
           <w:lang w:val="en_US" w:bidi="en_US"/>
         </w:rPr>
-        <w:t>God’s kingdom will be centered in a new Zion (new Jerusalem), populated by a new community of the faithful and ruled by God’s righteous servant, the Messiah. This kingdom will be built on the power of love rather than on the power of oppression and injustice. Only the righteous can belong to this new community. The same grace that rescues God’s people from the consequences of their sin also produces in them obedience to his will. As a result, they will glorify God and transform the world.</w:t>
+        <w:t>Isaiah tells the story of God’s judgment on his sinful people through exile. But God graciously returns to his people. He says he will not completely reject them. Instead, he will make a remnant pure and keep them safe. This remnant, a small group of his people, will bring him glory among the nations. They will show that he alone is the true and living God.</w:t>
+      </w:r>
+    </w:p>
+    <w:p>
+      <w:pPr/>
+      <w:r>
+        <w:rPr>
+          <w:lang w:val="en_US" w:bidi="en_US"/>
+        </w:rPr>
+      </w:r>
+      <w:r>
+        <w:rPr>
+          <w:lang w:val="en_US" w:bidi="en_US"/>
+        </w:rPr>
+        <w:t>God’s kingdom will be centered in a new Zion, or new Jerusalem. A new community of faithful people will live there. God’s righteous servant, the Messiah, will rule over them. This kingdom will be built on love, not on oppression or injustice.</w:t>
+      </w:r>
+    </w:p>
+    <w:p>
+      <w:pPr/>
+      <w:r>
+        <w:rPr>
+          <w:lang w:val="en_US" w:bidi="en_US"/>
+        </w:rPr>
+      </w:r>
+      <w:r>
+        <w:rPr>
+          <w:lang w:val="en_US" w:bidi="en_US"/>
+        </w:rPr>
+        <w:t>Only righteous people can belong to this new community. God’s grace rescues his people from the consequences of their sin. That same grace also helps them obey his will. As a result, they will glorify God and help transform the world.</w:t>
       </w:r>
       <w:r>
         <w:rPr>

--- a/eng/docx/23.content.docx
+++ b/eng/docx/23.content.docx
@@ -19,7 +19,7 @@
         <w:rPr>
           <w:lang w:val="en_US" w:bidi="en_US"/>
         </w:rPr>
-        <w:t>Resource: Tyndale Open Study Notes</w:t>
+        <w:t>Resource: Aquifer Open Study Notes (Book Intros)</w:t>
       </w:r>
       <w:r>
         <w:rPr>
@@ -112,7 +112,7 @@
         <w:rPr>
           <w:lang w:val="en_US" w:bidi="en_US"/>
         </w:rPr>
-        <w:t>Tyndale Open Study Notes</w:t>
+        <w:t>Aquifer Open Study Notes (Book Intros)</w:t>
       </w:r>
     </w:p>
     <w:p>

--- a/eng/docx/23.content.docx
+++ b/eng/docx/23.content.docx
@@ -299,36 +299,24 @@
         </w:rPr>
         <w:t>While King Uzziah was still alive, Judah could ignore the crisis. Uzziah was mostly a good and effective king. He had a strong army, and his people hoped he could save the nation from Assyria (</w:t>
       </w:r>
-      <w:hyperlink r:id="rId13">
-        <w:r>
-          <w:rPr>
-            <w:lang w:val="en_US" w:bidi="en_US"/>
-          </w:rPr>
-          <w:rPr>
-            <w:color w:val="0000EE"/>
-            <w:u w:val="single"/>
-          </w:rPr>
-          <w:t>2 Chronicles 26:11–15</w:t>
-        </w:r>
-      </w:hyperlink>
+      <w:r>
+        <w:rPr>
+          <w:lang w:val="en_US" w:bidi="en_US"/>
+        </w:rPr>
+        <w:t>2 Chronicles 26:11–15</w:t>
+      </w:r>
       <w:r>
         <w:rPr>
           <w:lang w:val="en_US" w:bidi="en_US"/>
         </w:rPr>
         <w:t>). But after Uzziah died, rulers who did not obey God came after him. During this leadership crisis, God gave Isaiah the vision that began his ministry. This vision also guided Isaiah for the next 40 years (</w:t>
       </w:r>
-      <w:hyperlink r:id="rId14">
-        <w:r>
-          <w:rPr>
-            <w:lang w:val="en_US" w:bidi="en_US"/>
-          </w:rPr>
-          <w:rPr>
-            <w:color w:val="0000EE"/>
-            <w:u w:val="single"/>
-          </w:rPr>
-          <w:t>Isaiah 6</w:t>
-        </w:r>
-      </w:hyperlink>
+      <w:r>
+        <w:rPr>
+          <w:lang w:val="en_US" w:bidi="en_US"/>
+        </w:rPr>
+        <w:t>Isaiah 6</w:t>
+      </w:r>
       <w:r>
         <w:rPr>
           <w:lang w:val="en_US" w:bidi="en_US"/>
@@ -363,36 +351,24 @@
         </w:rPr>
         <w:t>Sadly, people did not always listen to Isaiah’s main message. Around 734 BC, Israel joined with Syria to fight against Assyria. King Ahaz of Judah refused to join them, so Israel and Syria attacked Judah. They wanted to force Ahaz to join their side. During this crisis, Ahaz foolishly asked Assyria to rescue him instead of trusting God (</w:t>
       </w:r>
-      <w:hyperlink r:id="rId15">
-        <w:r>
-          <w:rPr>
-            <w:lang w:val="en_US" w:bidi="en_US"/>
-          </w:rPr>
-          <w:rPr>
-            <w:color w:val="0000EE"/>
-            <w:u w:val="single"/>
-          </w:rPr>
-          <w:t>2 Chronicles 28:16–21</w:t>
-        </w:r>
-      </w:hyperlink>
+      <w:r>
+        <w:rPr>
+          <w:lang w:val="en_US" w:bidi="en_US"/>
+        </w:rPr>
+        <w:t>2 Chronicles 28:16–21</w:t>
+      </w:r>
       <w:r>
         <w:rPr>
           <w:lang w:val="en_US" w:bidi="en_US"/>
         </w:rPr>
         <w:t xml:space="preserve">; </w:t>
       </w:r>
-      <w:hyperlink r:id="rId16">
-        <w:r>
-          <w:rPr>
-            <w:lang w:val="en_US" w:bidi="en_US"/>
-          </w:rPr>
-          <w:rPr>
-            <w:color w:val="0000EE"/>
-            <w:u w:val="single"/>
-          </w:rPr>
-          <w:t>Isaiah 7:1–12</w:t>
-        </w:r>
-      </w:hyperlink>
+      <w:r>
+        <w:rPr>
+          <w:lang w:val="en_US" w:bidi="en_US"/>
+        </w:rPr>
+        <w:t>Isaiah 7:1–12</w:t>
+      </w:r>
       <w:r>
         <w:rPr>
           <w:lang w:val="en_US" w:bidi="en_US"/>
@@ -413,18 +389,12 @@
         </w:rPr>
         <w:t>The king of Assyria defeated Syria and Israel. But he also brought Judah under Assyrian control and forced Judah to pay heavy taxes. Just a few years later, in 722 BC, Assyria defeated the kingdom of Israel again and sent most of its people into exile (</w:t>
       </w:r>
-      <w:hyperlink r:id="rId17">
-        <w:r>
-          <w:rPr>
-            <w:lang w:val="en_US" w:bidi="en_US"/>
-          </w:rPr>
-          <w:rPr>
-            <w:color w:val="0000EE"/>
-            <w:u w:val="single"/>
-          </w:rPr>
-          <w:t>2 Kings 17:5–18</w:t>
-        </w:r>
-      </w:hyperlink>
+      <w:r>
+        <w:rPr>
+          <w:lang w:val="en_US" w:bidi="en_US"/>
+        </w:rPr>
+        <w:t>2 Kings 17:5–18</w:t>
+      </w:r>
       <w:r>
         <w:rPr>
           <w:lang w:val="en_US" w:bidi="en_US"/>
@@ -445,18 +415,12 @@
         </w:rPr>
         <w:t>In 701 BC, during King Hezekiah’s rule, Assyria invaded Judah again. This time, Judah trusted God’s faithfulness. As God had promised, he rescued the nation from the Assyrian army (</w:t>
       </w:r>
-      <w:hyperlink r:id="rId18">
-        <w:r>
-          <w:rPr>
-            <w:lang w:val="en_US" w:bidi="en_US"/>
-          </w:rPr>
-          <w:rPr>
-            <w:color w:val="0000EE"/>
-            <w:u w:val="single"/>
-          </w:rPr>
-          <w:t>37:21–36</w:t>
-        </w:r>
-      </w:hyperlink>
+      <w:r>
+        <w:rPr>
+          <w:lang w:val="en_US" w:bidi="en_US"/>
+        </w:rPr>
+        <w:t>37:21–36</w:t>
+      </w:r>
       <w:r>
         <w:rPr>
           <w:lang w:val="en_US" w:bidi="en_US"/>
@@ -505,18 +469,12 @@
         </w:rPr>
         <w:t xml:space="preserve">When the people returned from exile in 538 BC, they were again tempted to do evil (see </w:t>
       </w:r>
-      <w:hyperlink r:id="rId19">
-        <w:r>
-          <w:rPr>
-            <w:lang w:val="en_US" w:bidi="en_US"/>
-          </w:rPr>
-          <w:rPr>
-            <w:color w:val="0000EE"/>
-            <w:u w:val="single"/>
-          </w:rPr>
-          <w:t>Ezra 1:1–4</w:t>
-        </w:r>
-      </w:hyperlink>
+      <w:r>
+        <w:rPr>
+          <w:lang w:val="en_US" w:bidi="en_US"/>
+        </w:rPr>
+        <w:t>Ezra 1:1–4</w:t>
+      </w:r>
       <w:r>
         <w:rPr>
           <w:lang w:val="en_US" w:bidi="en_US"/>
@@ -542,36 +500,24 @@
           <w:lang w:val="en_US" w:bidi="en_US"/>
         </w:rPr>
       </w:r>
-      <w:hyperlink r:id="rId20">
-        <w:r>
-          <w:rPr>
-            <w:lang w:val="en_US" w:bidi="en_US"/>
-          </w:rPr>
-          <w:rPr>
-            <w:color w:val="0000EE"/>
-            <w:u w:val="single"/>
-          </w:rPr>
-          <w:t>Isaiah 1–39</w:t>
-        </w:r>
-      </w:hyperlink>
+      <w:r>
+        <w:rPr>
+          <w:lang w:val="en_US" w:bidi="en_US"/>
+        </w:rPr>
+        <w:t>Isaiah 1–39</w:t>
+      </w:r>
       <w:r>
         <w:rPr>
           <w:lang w:val="en_US" w:bidi="en_US"/>
         </w:rPr>
         <w:t xml:space="preserve"> tells about the time from King Uzziah's death in 740 BC to 701 BC. The introduction (</w:t>
       </w:r>
-      <w:hyperlink r:id="rId21">
-        <w:r>
-          <w:rPr>
-            <w:lang w:val="en_US" w:bidi="en_US"/>
-          </w:rPr>
-          <w:rPr>
-            <w:color w:val="0000EE"/>
-            <w:u w:val="single"/>
-          </w:rPr>
-          <w:t>chapters 1–5</w:t>
-        </w:r>
-      </w:hyperlink>
+      <w:r>
+        <w:rPr>
+          <w:lang w:val="en_US" w:bidi="en_US"/>
+        </w:rPr>
+        <w:t>chapters 1–5</w:t>
+      </w:r>
       <w:r>
         <w:rPr>
           <w:lang w:val="en_US" w:bidi="en_US"/>
@@ -592,18 +538,12 @@
         </w:rPr>
         <w:t xml:space="preserve">Isaiah answers this question in </w:t>
       </w:r>
-      <w:hyperlink r:id="rId14">
-        <w:r>
-          <w:rPr>
-            <w:lang w:val="en_US" w:bidi="en_US"/>
-          </w:rPr>
-          <w:rPr>
-            <w:color w:val="0000EE"/>
-            <w:u w:val="single"/>
-          </w:rPr>
-          <w:t>chapter 6</w:t>
-        </w:r>
-      </w:hyperlink>
+      <w:r>
+        <w:rPr>
+          <w:lang w:val="en_US" w:bidi="en_US"/>
+        </w:rPr>
+        <w:t>chapter 6</w:t>
+      </w:r>
       <w:r>
         <w:rPr>
           <w:lang w:val="en_US" w:bidi="en_US"/>
@@ -624,18 +564,12 @@
         </w:rPr>
         <w:t xml:space="preserve">In </w:t>
       </w:r>
-      <w:hyperlink r:id="rId22">
-        <w:r>
-          <w:rPr>
-            <w:lang w:val="en_US" w:bidi="en_US"/>
-          </w:rPr>
-          <w:rPr>
-            <w:color w:val="0000EE"/>
-            <w:u w:val="single"/>
-          </w:rPr>
-          <w:t>chapters 13–35</w:t>
-        </w:r>
-      </w:hyperlink>
+      <w:r>
+        <w:rPr>
+          <w:lang w:val="en_US" w:bidi="en_US"/>
+        </w:rPr>
+        <w:t>chapters 13–35</w:t>
+      </w:r>
       <w:r>
         <w:rPr>
           <w:lang w:val="en_US" w:bidi="en_US"/>
@@ -660,18 +594,12 @@
         </w:rPr>
         <w:t xml:space="preserve">King Ahaz's experience in </w:t>
       </w:r>
-      <w:hyperlink r:id="rId23">
-        <w:r>
-          <w:rPr>
-            <w:lang w:val="en_US" w:bidi="en_US"/>
-          </w:rPr>
-          <w:rPr>
-            <w:color w:val="0000EE"/>
-            <w:u w:val="single"/>
-          </w:rPr>
-          <w:t>chapters 7–12</w:t>
-        </w:r>
-      </w:hyperlink>
+      <w:r>
+        <w:rPr>
+          <w:lang w:val="en_US" w:bidi="en_US"/>
+        </w:rPr>
+        <w:t>chapters 7–12</w:t>
+      </w:r>
       <w:r>
         <w:rPr>
           <w:lang w:val="en_US" w:bidi="en_US"/>
@@ -696,18 +624,12 @@
         </w:rPr>
         <w:t xml:space="preserve">King Hezekiah's experience in </w:t>
       </w:r>
-      <w:hyperlink r:id="rId24">
-        <w:r>
-          <w:rPr>
-            <w:lang w:val="en_US" w:bidi="en_US"/>
-          </w:rPr>
-          <w:rPr>
-            <w:color w:val="0000EE"/>
-            <w:u w:val="single"/>
-          </w:rPr>
-          <w:t>chapters 36–39</w:t>
-        </w:r>
-      </w:hyperlink>
+      <w:r>
+        <w:rPr>
+          <w:lang w:val="en_US" w:bidi="en_US"/>
+        </w:rPr>
+        <w:t>chapters 36–39</w:t>
+      </w:r>
       <w:r>
         <w:rPr>
           <w:lang w:val="en_US" w:bidi="en_US"/>
@@ -728,18 +650,12 @@
         </w:rPr>
         <w:t>Ahaz did not trust God, and disaster followed. In contrast, his son Hezekiah trusted God, and God rescued Judah. But Hezekiah also had times of weakness (</w:t>
       </w:r>
-      <w:hyperlink r:id="rId25">
-        <w:r>
-          <w:rPr>
-            <w:lang w:val="en_US" w:bidi="en_US"/>
-          </w:rPr>
-          <w:rPr>
-            <w:color w:val="0000EE"/>
-            <w:u w:val="single"/>
-          </w:rPr>
-          <w:t>chapter 39</w:t>
-        </w:r>
-      </w:hyperlink>
+      <w:r>
+        <w:rPr>
+          <w:lang w:val="en_US" w:bidi="en_US"/>
+        </w:rPr>
+        <w:t>chapter 39</w:t>
+      </w:r>
       <w:r>
         <w:rPr>
           <w:lang w:val="en_US" w:bidi="en_US"/>
@@ -754,18 +670,12 @@
           <w:lang w:val="en_US" w:bidi="en_US"/>
         </w:rPr>
       </w:r>
-      <w:hyperlink r:id="rId26">
-        <w:r>
-          <w:rPr>
-            <w:lang w:val="en_US" w:bidi="en_US"/>
-          </w:rPr>
-          <w:rPr>
-            <w:color w:val="0000EE"/>
-            <w:u w:val="single"/>
-          </w:rPr>
-          <w:t>Isaiah 40–55</w:t>
-        </w:r>
-      </w:hyperlink>
+      <w:r>
+        <w:rPr>
+          <w:lang w:val="en_US" w:bidi="en_US"/>
+        </w:rPr>
+        <w:t>Isaiah 40–55</w:t>
+      </w:r>
       <w:r>
         <w:rPr>
           <w:lang w:val="en_US" w:bidi="en_US"/>
@@ -786,18 +696,12 @@
         </w:rPr>
         <w:t xml:space="preserve">In </w:t>
       </w:r>
-      <w:hyperlink r:id="rId27">
-        <w:r>
-          <w:rPr>
-            <w:lang w:val="en_US" w:bidi="en_US"/>
-          </w:rPr>
-          <w:rPr>
-            <w:color w:val="0000EE"/>
-            <w:u w:val="single"/>
-          </w:rPr>
-          <w:t>chapters 40–48</w:t>
-        </w:r>
-      </w:hyperlink>
+      <w:r>
+        <w:rPr>
+          <w:lang w:val="en_US" w:bidi="en_US"/>
+        </w:rPr>
+        <w:t>chapters 40–48</w:t>
+      </w:r>
       <w:r>
         <w:rPr>
           <w:lang w:val="en_US" w:bidi="en_US"/>
@@ -818,18 +722,12 @@
         </w:rPr>
         <w:t xml:space="preserve">In </w:t>
       </w:r>
-      <w:hyperlink r:id="rId28">
-        <w:r>
-          <w:rPr>
-            <w:lang w:val="en_US" w:bidi="en_US"/>
-          </w:rPr>
-          <w:rPr>
-            <w:color w:val="0000EE"/>
-            <w:u w:val="single"/>
-          </w:rPr>
-          <w:t>chapters 49–55</w:t>
-        </w:r>
-      </w:hyperlink>
+      <w:r>
+        <w:rPr>
+          <w:lang w:val="en_US" w:bidi="en_US"/>
+        </w:rPr>
+        <w:t>chapters 49–55</w:t>
+      </w:r>
       <w:r>
         <w:rPr>
           <w:lang w:val="en_US" w:bidi="en_US"/>
@@ -844,18 +742,12 @@
           <w:lang w:val="en_US" w:bidi="en_US"/>
         </w:rPr>
       </w:r>
-      <w:hyperlink r:id="rId29">
-        <w:r>
-          <w:rPr>
-            <w:lang w:val="en_US" w:bidi="en_US"/>
-          </w:rPr>
-          <w:rPr>
-            <w:color w:val="0000EE"/>
-            <w:u w:val="single"/>
-          </w:rPr>
-          <w:t>Isaiah 56–66</w:t>
-        </w:r>
-      </w:hyperlink>
+      <w:r>
+        <w:rPr>
+          <w:lang w:val="en_US" w:bidi="en_US"/>
+        </w:rPr>
+        <w:t>Isaiah 56–66</w:t>
+      </w:r>
       <w:r>
         <w:rPr>
           <w:lang w:val="en_US" w:bidi="en_US"/>
@@ -929,90 +821,60 @@
         </w:rPr>
         <w:t xml:space="preserve">Jesus and the New Testament authors often quote from Isaiah. When they do, they say these words came from the prophet Isaiah (see, for example, </w:t>
       </w:r>
-      <w:hyperlink r:id="rId30">
-        <w:r>
-          <w:rPr>
-            <w:lang w:val="en_US" w:bidi="en_US"/>
-          </w:rPr>
-          <w:rPr>
-            <w:color w:val="0000EE"/>
-            <w:u w:val="single"/>
-          </w:rPr>
-          <w:t>Matthew 8:17</w:t>
-        </w:r>
-      </w:hyperlink>
+      <w:r>
+        <w:rPr>
+          <w:lang w:val="en_US" w:bidi="en_US"/>
+        </w:rPr>
+        <w:t>Matthew 8:17</w:t>
+      </w:r>
       <w:r>
         <w:rPr>
           <w:lang w:val="en_US" w:bidi="en_US"/>
         </w:rPr>
         <w:t xml:space="preserve">; </w:t>
       </w:r>
-      <w:hyperlink r:id="rId31">
-        <w:r>
-          <w:rPr>
-            <w:lang w:val="en_US" w:bidi="en_US"/>
-          </w:rPr>
-          <w:rPr>
-            <w:color w:val="0000EE"/>
-            <w:u w:val="single"/>
-          </w:rPr>
-          <w:t>12:17–21</w:t>
-        </w:r>
-      </w:hyperlink>
+      <w:r>
+        <w:rPr>
+          <w:lang w:val="en_US" w:bidi="en_US"/>
+        </w:rPr>
+        <w:t>12:17–21</w:t>
+      </w:r>
       <w:r>
         <w:rPr>
           <w:lang w:val="en_US" w:bidi="en_US"/>
         </w:rPr>
         <w:t xml:space="preserve">; </w:t>
       </w:r>
-      <w:hyperlink r:id="rId32">
-        <w:r>
-          <w:rPr>
-            <w:lang w:val="en_US" w:bidi="en_US"/>
-          </w:rPr>
-          <w:rPr>
-            <w:color w:val="0000EE"/>
-            <w:u w:val="single"/>
-          </w:rPr>
-          <w:t>Luke 3:4–6</w:t>
-        </w:r>
-      </w:hyperlink>
+      <w:r>
+        <w:rPr>
+          <w:lang w:val="en_US" w:bidi="en_US"/>
+        </w:rPr>
+        <w:t>Luke 3:4–6</w:t>
+      </w:r>
       <w:r>
         <w:rPr>
           <w:lang w:val="en_US" w:bidi="en_US"/>
         </w:rPr>
         <w:t xml:space="preserve">; </w:t>
       </w:r>
-      <w:hyperlink r:id="rId33">
-        <w:r>
-          <w:rPr>
-            <w:lang w:val="en_US" w:bidi="en_US"/>
-          </w:rPr>
-          <w:rPr>
-            <w:color w:val="0000EE"/>
-            <w:u w:val="single"/>
-          </w:rPr>
-          <w:t>Acts 8:28–35</w:t>
-        </w:r>
-      </w:hyperlink>
+      <w:r>
+        <w:rPr>
+          <w:lang w:val="en_US" w:bidi="en_US"/>
+        </w:rPr>
+        <w:t>Acts 8:28–35</w:t>
+      </w:r>
       <w:r>
         <w:rPr>
           <w:lang w:val="en_US" w:bidi="en_US"/>
         </w:rPr>
         <w:t xml:space="preserve">; </w:t>
       </w:r>
-      <w:hyperlink r:id="rId34">
-        <w:r>
-          <w:rPr>
-            <w:lang w:val="en_US" w:bidi="en_US"/>
-          </w:rPr>
-          <w:rPr>
-            <w:color w:val="0000EE"/>
-            <w:u w:val="single"/>
-          </w:rPr>
-          <w:t>Romans 10:16</w:t>
-        </w:r>
-      </w:hyperlink>
+      <w:r>
+        <w:rPr>
+          <w:lang w:val="en_US" w:bidi="en_US"/>
+        </w:rPr>
+        <w:t>Romans 10:16</w:t>
+      </w:r>
       <w:r>
         <w:rPr>
           <w:lang w:val="en_US" w:bidi="en_US"/>
@@ -1044,18 +906,12 @@
         </w:rPr>
         <w:t xml:space="preserve">The historical references in </w:t>
       </w:r>
-      <w:hyperlink r:id="rId35">
-        <w:r>
-          <w:rPr>
-            <w:lang w:val="en_US" w:bidi="en_US"/>
-          </w:rPr>
-          <w:rPr>
-            <w:color w:val="0000EE"/>
-            <w:u w:val="single"/>
-          </w:rPr>
-          <w:t>chapters 6–39</w:t>
-        </w:r>
-      </w:hyperlink>
+      <w:r>
+        <w:rPr>
+          <w:lang w:val="en_US" w:bidi="en_US"/>
+        </w:rPr>
+        <w:t>chapters 6–39</w:t>
+      </w:r>
       <w:r>
         <w:rPr>
           <w:lang w:val="en_US" w:bidi="en_US"/>
@@ -1070,54 +926,36 @@
           <w:lang w:val="en_US" w:bidi="en_US"/>
         </w:rPr>
       </w:r>
-      <w:hyperlink r:id="rId36">
-        <w:r>
-          <w:rPr>
-            <w:lang w:val="en_US" w:bidi="en_US"/>
-          </w:rPr>
-          <w:rPr>
-            <w:color w:val="0000EE"/>
-            <w:u w:val="single"/>
-          </w:rPr>
-          <w:t>Chapters 40–66</w:t>
-        </w:r>
-      </w:hyperlink>
+      <w:r>
+        <w:rPr>
+          <w:lang w:val="en_US" w:bidi="en_US"/>
+        </w:rPr>
+        <w:t>Chapters 40–66</w:t>
+      </w:r>
       <w:r>
         <w:rPr>
           <w:lang w:val="en_US" w:bidi="en_US"/>
         </w:rPr>
         <w:t xml:space="preserve"> has a simpler and more reflective poetic style. Because of this, these chapters may have been written some time after 701 BC. We do not know when Isaiah died. But tradition says he died during the time when Manasseh ruled alone, from 686 to 642 BC. So more than 15 years may have passed between the writing of </w:t>
       </w:r>
-      <w:hyperlink r:id="rId20">
-        <w:r>
-          <w:rPr>
-            <w:lang w:val="en_US" w:bidi="en_US"/>
-          </w:rPr>
-          <w:rPr>
-            <w:color w:val="0000EE"/>
-            <w:u w:val="single"/>
-          </w:rPr>
-          <w:t>chapters 1–39</w:t>
-        </w:r>
-      </w:hyperlink>
+      <w:r>
+        <w:rPr>
+          <w:lang w:val="en_US" w:bidi="en_US"/>
+        </w:rPr>
+        <w:t>chapters 1–39</w:t>
+      </w:r>
       <w:r>
         <w:rPr>
           <w:lang w:val="en_US" w:bidi="en_US"/>
         </w:rPr>
         <w:t xml:space="preserve"> and </w:t>
       </w:r>
-      <w:hyperlink r:id="rId36">
-        <w:r>
-          <w:rPr>
-            <w:lang w:val="en_US" w:bidi="en_US"/>
-          </w:rPr>
-          <w:rPr>
-            <w:color w:val="0000EE"/>
-            <w:u w:val="single"/>
-          </w:rPr>
-          <w:t>chapters 40–66</w:t>
-        </w:r>
-      </w:hyperlink>
+      <w:r>
+        <w:rPr>
+          <w:lang w:val="en_US" w:bidi="en_US"/>
+        </w:rPr>
+        <w:t>chapters 40–66</w:t>
+      </w:r>
       <w:r>
         <w:rPr>
           <w:lang w:val="en_US" w:bidi="en_US"/>
@@ -1167,18 +1005,12 @@
         </w:rPr>
         <w:t>judgment speeches that warn Israel that God will punish their sins (</w:t>
       </w:r>
-      <w:hyperlink r:id="rId37">
-        <w:r>
-          <w:rPr>
-            <w:lang w:val="en_US" w:bidi="en_US"/>
-          </w:rPr>
-          <w:rPr>
-            <w:color w:val="0000EE"/>
-            <w:u w:val="single"/>
-          </w:rPr>
-          <w:t>9:8–21</w:t>
-        </w:r>
-      </w:hyperlink>
+      <w:r>
+        <w:rPr>
+          <w:lang w:val="en_US" w:bidi="en_US"/>
+        </w:rPr>
+        <w:t>9:8–21</w:t>
+      </w:r>
       <w:r>
         <w:rPr>
           <w:lang w:val="en_US" w:bidi="en_US"/>
@@ -1203,54 +1035,36 @@
         </w:rPr>
         <w:t>prophecies of woe, or warnings of coming sorrow and death for the nation (</w:t>
       </w:r>
-      <w:hyperlink r:id="rId38">
-        <w:r>
-          <w:rPr>
-            <w:lang w:val="en_US" w:bidi="en_US"/>
-          </w:rPr>
-          <w:rPr>
-            <w:color w:val="0000EE"/>
-            <w:u w:val="single"/>
-          </w:rPr>
-          <w:t>5:8–30</w:t>
-        </w:r>
-      </w:hyperlink>
+      <w:r>
+        <w:rPr>
+          <w:lang w:val="en_US" w:bidi="en_US"/>
+        </w:rPr>
+        <w:t>5:8–30</w:t>
+      </w:r>
       <w:r>
         <w:rPr>
           <w:lang w:val="en_US" w:bidi="en_US"/>
         </w:rPr>
         <w:t xml:space="preserve">; </w:t>
       </w:r>
-      <w:hyperlink r:id="rId39">
-        <w:r>
-          <w:rPr>
-            <w:lang w:val="en_US" w:bidi="en_US"/>
-          </w:rPr>
-          <w:rPr>
-            <w:color w:val="0000EE"/>
-            <w:u w:val="single"/>
-          </w:rPr>
-          <w:t>29:1–12</w:t>
-        </w:r>
-      </w:hyperlink>
+      <w:r>
+        <w:rPr>
+          <w:lang w:val="en_US" w:bidi="en_US"/>
+        </w:rPr>
+        <w:t>29:1–12</w:t>
+      </w:r>
       <w:r>
         <w:rPr>
           <w:lang w:val="en_US" w:bidi="en_US"/>
         </w:rPr>
         <w:t xml:space="preserve">; </w:t>
       </w:r>
-      <w:hyperlink r:id="rId40">
-        <w:r>
-          <w:rPr>
-            <w:lang w:val="en_US" w:bidi="en_US"/>
-          </w:rPr>
-          <w:rPr>
-            <w:color w:val="0000EE"/>
-            <w:u w:val="single"/>
-          </w:rPr>
-          <w:t>31:1–9</w:t>
-        </w:r>
-      </w:hyperlink>
+      <w:r>
+        <w:rPr>
+          <w:lang w:val="en_US" w:bidi="en_US"/>
+        </w:rPr>
+        <w:t>31:1–9</w:t>
+      </w:r>
       <w:r>
         <w:rPr>
           <w:lang w:val="en_US" w:bidi="en_US"/>
@@ -1275,36 +1089,24 @@
         </w:rPr>
         <w:t>parables, or short stories and comparisons that teach a lesson (</w:t>
       </w:r>
-      <w:hyperlink r:id="rId41">
-        <w:r>
-          <w:rPr>
-            <w:lang w:val="en_US" w:bidi="en_US"/>
-          </w:rPr>
-          <w:rPr>
-            <w:color w:val="0000EE"/>
-            <w:u w:val="single"/>
-          </w:rPr>
-          <w:t>5:1–8</w:t>
-        </w:r>
-      </w:hyperlink>
+      <w:r>
+        <w:rPr>
+          <w:lang w:val="en_US" w:bidi="en_US"/>
+        </w:rPr>
+        <w:t>5:1–8</w:t>
+      </w:r>
       <w:r>
         <w:rPr>
           <w:lang w:val="en_US" w:bidi="en_US"/>
         </w:rPr>
         <w:t xml:space="preserve">; </w:t>
       </w:r>
-      <w:hyperlink r:id="rId42">
-        <w:r>
-          <w:rPr>
-            <w:lang w:val="en_US" w:bidi="en_US"/>
-          </w:rPr>
-          <w:rPr>
-            <w:color w:val="0000EE"/>
-            <w:u w:val="single"/>
-          </w:rPr>
-          <w:t>27:2–6</w:t>
-        </w:r>
-      </w:hyperlink>
+      <w:r>
+        <w:rPr>
+          <w:lang w:val="en_US" w:bidi="en_US"/>
+        </w:rPr>
+        <w:t>27:2–6</w:t>
+      </w:r>
       <w:r>
         <w:rPr>
           <w:lang w:val="en_US" w:bidi="en_US"/>
@@ -1329,18 +1131,12 @@
         </w:rPr>
         <w:t>trial speeches, which present evidence to prove a case (</w:t>
       </w:r>
-      <w:hyperlink r:id="rId43">
-        <w:r>
-          <w:rPr>
-            <w:lang w:val="en_US" w:bidi="en_US"/>
-          </w:rPr>
-          <w:rPr>
-            <w:color w:val="0000EE"/>
-            <w:u w:val="single"/>
-          </w:rPr>
-          <w:t>41:21–29</w:t>
-        </w:r>
-      </w:hyperlink>
+      <w:r>
+        <w:rPr>
+          <w:lang w:val="en_US" w:bidi="en_US"/>
+        </w:rPr>
+        <w:t>41:21–29</w:t>
+      </w:r>
       <w:r>
         <w:rPr>
           <w:lang w:val="en_US" w:bidi="en_US"/>
@@ -1365,54 +1161,36 @@
         </w:rPr>
         <w:t>salvation prophecies, which give hope for the future (</w:t>
       </w:r>
-      <w:hyperlink r:id="rId44">
-        <w:r>
-          <w:rPr>
-            <w:lang w:val="en_US" w:bidi="en_US"/>
-          </w:rPr>
-          <w:rPr>
-            <w:color w:val="0000EE"/>
-            <w:u w:val="single"/>
-          </w:rPr>
-          <w:t>2:1–5</w:t>
-        </w:r>
-      </w:hyperlink>
+      <w:r>
+        <w:rPr>
+          <w:lang w:val="en_US" w:bidi="en_US"/>
+        </w:rPr>
+        <w:t>2:1–5</w:t>
+      </w:r>
       <w:r>
         <w:rPr>
           <w:lang w:val="en_US" w:bidi="en_US"/>
         </w:rPr>
         <w:t xml:space="preserve">; </w:t>
       </w:r>
-      <w:hyperlink r:id="rId45">
-        <w:r>
-          <w:rPr>
-            <w:lang w:val="en_US" w:bidi="en_US"/>
-          </w:rPr>
-          <w:rPr>
-            <w:color w:val="0000EE"/>
-            <w:u w:val="single"/>
-          </w:rPr>
-          <w:t>32:1–20</w:t>
-        </w:r>
-      </w:hyperlink>
+      <w:r>
+        <w:rPr>
+          <w:lang w:val="en_US" w:bidi="en_US"/>
+        </w:rPr>
+        <w:t>32:1–20</w:t>
+      </w:r>
       <w:r>
         <w:rPr>
           <w:lang w:val="en_US" w:bidi="en_US"/>
         </w:rPr>
         <w:t xml:space="preserve">; </w:t>
       </w:r>
-      <w:hyperlink r:id="rId46">
-        <w:r>
-          <w:rPr>
-            <w:lang w:val="en_US" w:bidi="en_US"/>
-          </w:rPr>
-          <w:rPr>
-            <w:color w:val="0000EE"/>
-            <w:u w:val="single"/>
-          </w:rPr>
-          <w:t>60:1–22</w:t>
-        </w:r>
-      </w:hyperlink>
+      <w:r>
+        <w:rPr>
+          <w:lang w:val="en_US" w:bidi="en_US"/>
+        </w:rPr>
+        <w:t>60:1–22</w:t>
+      </w:r>
       <w:r>
         <w:rPr>
           <w:lang w:val="en_US" w:bidi="en_US"/>
@@ -1437,36 +1215,24 @@
         </w:rPr>
         <w:t>hymns, or songs of praise to God for his faithfulness (</w:t>
       </w:r>
-      <w:hyperlink r:id="rId47">
-        <w:r>
-          <w:rPr>
-            <w:lang w:val="en_US" w:bidi="en_US"/>
-          </w:rPr>
-          <w:rPr>
-            <w:color w:val="0000EE"/>
-            <w:u w:val="single"/>
-          </w:rPr>
-          <w:t>12:1–6</w:t>
-        </w:r>
-      </w:hyperlink>
+      <w:r>
+        <w:rPr>
+          <w:lang w:val="en_US" w:bidi="en_US"/>
+        </w:rPr>
+        <w:t>12:1–6</w:t>
+      </w:r>
       <w:r>
         <w:rPr>
           <w:lang w:val="en_US" w:bidi="en_US"/>
         </w:rPr>
         <w:t xml:space="preserve">; </w:t>
       </w:r>
-      <w:hyperlink r:id="rId48">
-        <w:r>
-          <w:rPr>
-            <w:lang w:val="en_US" w:bidi="en_US"/>
-          </w:rPr>
-          <w:rPr>
-            <w:color w:val="0000EE"/>
-            <w:u w:val="single"/>
-          </w:rPr>
-          <w:t>26:1–6</w:t>
-        </w:r>
-      </w:hyperlink>
+      <w:r>
+        <w:rPr>
+          <w:lang w:val="en_US" w:bidi="en_US"/>
+        </w:rPr>
+        <w:t>26:1–6</w:t>
+      </w:r>
       <w:r>
         <w:rPr>
           <w:lang w:val="en_US" w:bidi="en_US"/>
@@ -1491,36 +1257,24 @@
         </w:rPr>
         <w:t>prophecies against foreign nations (</w:t>
       </w:r>
-      <w:hyperlink r:id="rId49">
-        <w:r>
-          <w:rPr>
-            <w:lang w:val="en_US" w:bidi="en_US"/>
-          </w:rPr>
-          <w:rPr>
-            <w:color w:val="0000EE"/>
-            <w:u w:val="single"/>
-          </w:rPr>
-          <w:t>15:1–16:14</w:t>
-        </w:r>
-      </w:hyperlink>
+      <w:r>
+        <w:rPr>
+          <w:lang w:val="en_US" w:bidi="en_US"/>
+        </w:rPr>
+        <w:t>15:1–16:14</w:t>
+      </w:r>
       <w:r>
         <w:rPr>
           <w:lang w:val="en_US" w:bidi="en_US"/>
         </w:rPr>
         <w:t xml:space="preserve">; </w:t>
       </w:r>
-      <w:hyperlink r:id="rId50">
-        <w:r>
-          <w:rPr>
-            <w:lang w:val="en_US" w:bidi="en_US"/>
-          </w:rPr>
-          <w:rPr>
-            <w:color w:val="0000EE"/>
-            <w:u w:val="single"/>
-          </w:rPr>
-          <w:t>23:1–18</w:t>
-        </w:r>
-      </w:hyperlink>
+      <w:r>
+        <w:rPr>
+          <w:lang w:val="en_US" w:bidi="en_US"/>
+        </w:rPr>
+        <w:t>23:1–18</w:t>
+      </w:r>
       <w:r>
         <w:rPr>
           <w:lang w:val="en_US" w:bidi="en_US"/>
@@ -1545,36 +1299,24 @@
         </w:rPr>
         <w:t>prophecies about a coming king, the Messiah (</w:t>
       </w:r>
-      <w:hyperlink r:id="rId51">
-        <w:r>
-          <w:rPr>
-            <w:lang w:val="en_US" w:bidi="en_US"/>
-          </w:rPr>
-          <w:rPr>
-            <w:color w:val="0000EE"/>
-            <w:u w:val="single"/>
-          </w:rPr>
-          <w:t>9:1–7</w:t>
-        </w:r>
-      </w:hyperlink>
+      <w:r>
+        <w:rPr>
+          <w:lang w:val="en_US" w:bidi="en_US"/>
+        </w:rPr>
+        <w:t>9:1–7</w:t>
+      </w:r>
       <w:r>
         <w:rPr>
           <w:lang w:val="en_US" w:bidi="en_US"/>
         </w:rPr>
         <w:t xml:space="preserve">; </w:t>
       </w:r>
-      <w:hyperlink r:id="rId52">
-        <w:r>
-          <w:rPr>
-            <w:lang w:val="en_US" w:bidi="en_US"/>
-          </w:rPr>
-          <w:rPr>
-            <w:color w:val="0000EE"/>
-            <w:u w:val="single"/>
-          </w:rPr>
-          <w:t>11:1–9</w:t>
-        </w:r>
-      </w:hyperlink>
+      <w:r>
+        <w:rPr>
+          <w:lang w:val="en_US" w:bidi="en_US"/>
+        </w:rPr>
+        <w:t>11:1–9</w:t>
+      </w:r>
       <w:r>
         <w:rPr>
           <w:lang w:val="en_US" w:bidi="en_US"/>
@@ -1599,36 +1341,24 @@
         </w:rPr>
         <w:t>servant songs about one who would suffer for the sins of others (</w:t>
       </w:r>
-      <w:hyperlink r:id="rId53">
-        <w:r>
-          <w:rPr>
-            <w:lang w:val="en_US" w:bidi="en_US"/>
-          </w:rPr>
-          <w:rPr>
-            <w:color w:val="0000EE"/>
-            <w:u w:val="single"/>
-          </w:rPr>
-          <w:t>42:1–9</w:t>
-        </w:r>
-      </w:hyperlink>
+      <w:r>
+        <w:rPr>
+          <w:lang w:val="en_US" w:bidi="en_US"/>
+        </w:rPr>
+        <w:t>42:1–9</w:t>
+      </w:r>
       <w:r>
         <w:rPr>
           <w:lang w:val="en_US" w:bidi="en_US"/>
         </w:rPr>
         <w:t xml:space="preserve">; </w:t>
       </w:r>
-      <w:hyperlink r:id="rId54">
-        <w:r>
-          <w:rPr>
-            <w:lang w:val="en_US" w:bidi="en_US"/>
-          </w:rPr>
-          <w:rPr>
-            <w:color w:val="0000EE"/>
-            <w:u w:val="single"/>
-          </w:rPr>
-          <w:t>52:13–53:12</w:t>
-        </w:r>
-      </w:hyperlink>
+      <w:r>
+        <w:rPr>
+          <w:lang w:val="en_US" w:bidi="en_US"/>
+        </w:rPr>
+        <w:t>52:13–53:12</w:t>
+      </w:r>
       <w:r>
         <w:rPr>
           <w:lang w:val="en_US" w:bidi="en_US"/>
@@ -1653,36 +1383,24 @@
         </w:rPr>
         <w:t>narratives, or stories about events in Isaiah’s time (</w:t>
       </w:r>
-      <w:hyperlink r:id="rId55">
-        <w:r>
-          <w:rPr>
-            <w:lang w:val="en_US" w:bidi="en_US"/>
-          </w:rPr>
-          <w:rPr>
-            <w:color w:val="0000EE"/>
-            <w:u w:val="single"/>
-          </w:rPr>
-          <w:t>36:1–22</w:t>
-        </w:r>
-      </w:hyperlink>
+      <w:r>
+        <w:rPr>
+          <w:lang w:val="en_US" w:bidi="en_US"/>
+        </w:rPr>
+        <w:t>36:1–22</w:t>
+      </w:r>
       <w:r>
         <w:rPr>
           <w:lang w:val="en_US" w:bidi="en_US"/>
         </w:rPr>
         <w:t xml:space="preserve">; </w:t>
       </w:r>
-      <w:hyperlink r:id="rId25">
-        <w:r>
-          <w:rPr>
-            <w:lang w:val="en_US" w:bidi="en_US"/>
-          </w:rPr>
-          <w:rPr>
-            <w:color w:val="0000EE"/>
-            <w:u w:val="single"/>
-          </w:rPr>
-          <w:t>39:1–8</w:t>
-        </w:r>
-      </w:hyperlink>
+      <w:r>
+        <w:rPr>
+          <w:lang w:val="en_US" w:bidi="en_US"/>
+        </w:rPr>
+        <w:t>39:1–8</w:t>
+      </w:r>
       <w:r>
         <w:rPr>
           <w:lang w:val="en_US" w:bidi="en_US"/>
@@ -1740,18 +1458,12 @@
         </w:rPr>
         <w:t>, which means “God is with us” (</w:t>
       </w:r>
-      <w:hyperlink r:id="rId56">
-        <w:r>
-          <w:rPr>
-            <w:lang w:val="en_US" w:bidi="en_US"/>
-          </w:rPr>
-          <w:rPr>
-            <w:color w:val="0000EE"/>
-            <w:u w:val="single"/>
-          </w:rPr>
-          <w:t>7:14</w:t>
-        </w:r>
-      </w:hyperlink>
+      <w:r>
+        <w:rPr>
+          <w:lang w:val="en_US" w:bidi="en_US"/>
+        </w:rPr>
+        <w:t>7:14</w:t>
+      </w:r>
       <w:r>
         <w:rPr>
           <w:lang w:val="en_US" w:bidi="en_US"/>
@@ -1798,18 +1510,12 @@
         </w:rPr>
         <w:t xml:space="preserve"> (in human flesh). Jesus is truly the Immanuel (see </w:t>
       </w:r>
-      <w:hyperlink r:id="rId57">
-        <w:r>
-          <w:rPr>
-            <w:lang w:val="en_US" w:bidi="en_US"/>
-          </w:rPr>
-          <w:rPr>
-            <w:color w:val="0000EE"/>
-            <w:u w:val="single"/>
-          </w:rPr>
-          <w:t>Matthew 1:21–23</w:t>
-        </w:r>
-      </w:hyperlink>
+      <w:r>
+        <w:rPr>
+          <w:lang w:val="en_US" w:bidi="en_US"/>
+        </w:rPr>
+        <w:t>Matthew 1:21–23</w:t>
+      </w:r>
       <w:r>
         <w:rPr>
           <w:lang w:val="en_US" w:bidi="en_US"/>
